--- a/pi4/docs/install_script_guide.docx
+++ b/pi4/docs/install_script_guide.docx
@@ -13,7 +13,7 @@
           <w:color w:val="1F4D78"/>
           <w:sz w:val="52"/>
         </w:rPr>
-        <w:t>Shonan_Lite for RasPI5</w:t>
+        <w:t>Shonan_Lite for RasPI4</w:t>
       </w:r>
     </w:p>
     <w:p>
@@ -37,11 +37,11 @@
         <w:rPr>
           <w:sz w:val="22"/>
         </w:rPr>
-        <w:t>対象: pi5/scripts/install.sh</w:t>
+        <w:t>対象: pi4/scripts/install.sh</w:t>
         <w:br/>
-        <w:t>新規Pi5への一括セットアップ手順(README.md相当)</w:t>
+        <w:t>新規Pi4への一括セットアップ手順(README.md相当)</w:t>
         <w:br/>
-        <w:t>版: 2026-08-15</w:t>
+        <w:t>版: 2026-09-30</w:t>
       </w:r>
     </w:p>
     <w:p>
@@ -127,7 +127,7 @@
     </w:p>
     <w:p>
       <w:r>
-        <w:t>Raspberry Pi 5 + ADALM-Pluto+によるDVB-S2 DATV送受信タッチGUIシステム。本体はpi5/配下(Python/PyQt5、eglfs直描画)。同系統の別プラットフォーム移植版(Android/iOS)は別リポジトリ(Shonan_Lite-android/Shonan_Lite-iPad等)で管理している。</w:t>
+        <w:t>Raspberry Pi 4 + ADALM-Pluto+によるDVB-S2 DATV送受信タッチGUIシステム。本体はpi4/配下(Python/PyQt5、DFR0550はlinuxfb直描画)。同系統の別プラットフォーム移植版(Android/iOS)は別リポジトリ(Shonan_Lite-android/Shonan_Lite-iPad等)で管理している。</w:t>
       </w:r>
     </w:p>
     <w:p>
@@ -140,7 +140,7 @@
     </w:p>
     <w:p>
       <w:r>
-        <w:t>Pi5本体に、あらかじめRaspberry Pi OSをインストールしておく。</w:t>
+        <w:t>Pi4本体に、あらかじめRaspberry Pi OSをインストールしておく。</w:t>
       </w:r>
     </w:p>
     <w:p>
@@ -156,7 +156,7 @@
         <w:pStyle w:val="ListNumber"/>
       </w:pPr>
       <w:r>
-        <w:t>「デバイスを選択」でRaspberry Pi 5を選ぶ。</w:t>
+        <w:t>「デバイスを選択」でRaspberry Pi 4を選ぶ。</w:t>
       </w:r>
     </w:p>
     <w:p>
@@ -188,7 +188,7 @@
         <w:pStyle w:val="ListNumber"/>
       </w:pPr>
       <w:r>
-        <w:t>「書き込む」を実行し、完了後microSD/NVMeをPi5に取り付けて起動する。</w:t>
+        <w:t>「書き込む」を実行し、完了後microSD/NVMeをPi4に取り付けて起動する。</w:t>
       </w:r>
     </w:p>
     <w:p>
@@ -209,7 +209,7 @@
     </w:p>
     <w:p>
       <w:r>
-        <w:t>SSH接続したPi5上で:</w:t>
+        <w:t>SSH接続したPi4上で:</w:t>
       </w:r>
     </w:p>
     <w:tbl>
@@ -237,7 +237,7 @@
                 <w:rFonts w:ascii="Courier New" w:hAnsi="Courier New"/>
                 <w:sz w:val="19"/>
               </w:rPr>
-              <w:t>git clone https://github.com/kazushinjo/Shonan_Lite-pi5.git</w:t>
+              <w:t>git clone https://github.com/kazushinjo/Shonan_lite-PI4.git</w:t>
             </w:r>
           </w:p>
           <w:p>
@@ -249,7 +249,7 @@
                 <w:rFonts w:ascii="Courier New" w:hAnsi="Courier New"/>
                 <w:sz w:val="19"/>
               </w:rPr>
-              <w:t>cd Shonan_Lite-pi5</w:t>
+              <w:t>cd Shonan_lite-PI4</w:t>
             </w:r>
           </w:p>
           <w:p>
@@ -261,7 +261,7 @@
                 <w:rFonts w:ascii="Courier New" w:hAnsi="Courier New"/>
                 <w:sz w:val="19"/>
               </w:rPr>
-              <w:t>./pi5/scripts/install.sh          # HTTPSでclone(既定)</w:t>
+              <w:t>./pi4/scripts/install.sh          # HTTPSでclone/pull(既定)</w:t>
             </w:r>
           </w:p>
           <w:p>
@@ -273,7 +273,7 @@
                 <w:rFonts w:ascii="Courier New" w:hAnsi="Courier New"/>
                 <w:sz w:val="19"/>
               </w:rPr>
-              <w:t># ./pi5/scripts/install_ssh.sh    # GitHubにSSH鍵を登録済みならこちらでも可</w:t>
+              <w:t># ./pi4/scripts/install_ssh.sh    # GitHubにSSH鍵を登録済みならこちらでも可</w:t>
             </w:r>
           </w:p>
         </w:tc>
@@ -282,7 +282,7 @@
     <w:p/>
     <w:p>
       <w:r>
-        <w:t>日本語入力ビルド・受信(RX)用GNU Radio/gr-dvbs2rxビルドはそれぞれ省略して時間短縮できる(RX用を省略すると受信機能は使えなくなる):</w:t>
+        <w:t>日本語入力ビルド・受信(RX)用GNU Radio/gr-dvbs2rxビルド・Langstone V2Modifyビルドはそれぞれ省略して時間短縮できる(省略した機能は使えなくなる):</w:t>
       </w:r>
     </w:p>
     <w:tbl>
@@ -310,7 +310,7 @@
                 <w:rFonts w:ascii="Courier New" w:hAnsi="Courier New"/>
                 <w:sz w:val="19"/>
               </w:rPr>
-              <w:t>SKIP_JA_KEYBOARD=1 SKIP_GNURADIO_BUILD=1 ./pi5/scripts/install.sh</w:t>
+              <w:t>SKIP_JA_KEYBOARD=1 SKIP_GNURADIO_BUILD=1 SKIP_LANGSTONE_BUILD=1 ./pi4/scripts/install.sh</w:t>
             </w:r>
           </w:p>
         </w:tc>
@@ -319,7 +319,12 @@
     <w:p/>
     <w:p>
       <w:r>
-        <w:t>完了後、shonan-gui.serviceがsystemdに登録されGUIが自動起動する。あわせて/boot/firmware/config.txtへavoid_warnings=1(電源電圧警告アイコンの表示抑制)を未設定なら自動で追記する(反映には再起動が必要)。</w:t>
+        <w:t>★OSを新規インストールした直後の初回実行では、DFR0550をfirmwareのレガシーDSI表示で動かすため、install.shが/boot/firmware/config.txtの表示設定を書き換えて終了する。案内に従ってPi4を再起動(sudo reboot)し、同じコマンドを再実行するとビルドへ進む。</w:t>
+      </w:r>
+    </w:p>
+    <w:p>
+      <w:r>
+        <w:t>処理は表示設定の確認と1/9〜9/9(ソース取得、依存パッケージ、日本語入力、受信用GNU Radio、Langstone V2Modify、起動時コンソール表示の抑制、sudoers設定、電源電圧警告の抑制、systemdサービス登録)。完了後は起動メニュー(shonan-boot-menu.service)が自動起動し、Shonan_LiteかLangstoneを選んで起動する。あわせて/boot/firmware/config.txtへavoid_warnings=1(電源電圧警告アイコンの表示抑制)を未設定なら自動で追記する(反映には再起動が必要)。</w:t>
       </w:r>
     </w:p>
     <w:p>
@@ -377,7 +382,7 @@
     </w:p>
     <w:p>
       <w:r>
-        <w:t>詳細な各手順の解説・トラブルシュートはpi5/docs/install_script_guide.mdを参照。</w:t>
+        <w:t>詳細な各手順の解説・トラブルシュートはpi4/docs/install_script_guide.md(英語版: install_script_guide_en.md)を参照。</w:t>
       </w:r>
     </w:p>
     <w:p>
@@ -393,7 +398,7 @@
         <w:pStyle w:val="ListBullet"/>
       </w:pPr>
       <w:r>
-        <w:t>pi5/docs/install_script_guide.md — install.shの詳細ガイド</w:t>
+        <w:t>pi4/docs/install_script_guide.md — install.shの詳細ガイド</w:t>
       </w:r>
     </w:p>
     <w:p>
@@ -401,7 +406,7 @@
         <w:pStyle w:val="ListBullet"/>
       </w:pPr>
       <w:r>
-        <w:t>pi5/docs/qtvirtualkeyboard_ja_build.md — 日本語オンスクリーンキーボードのビルド手順・ハマりどころ</w:t>
+        <w:t>pi4/docs/qtvirtualkeyboard_ja_build.md — 日本語オンスクリーンキーボードのビルド手順・ハマりどころ</w:t>
       </w:r>
     </w:p>
     <w:p>
@@ -409,7 +414,7 @@
         <w:pStyle w:val="ListBullet"/>
       </w:pPr>
       <w:r>
-        <w:t>pi5/docs/shonan_pi5_operation_manual.docx / pi5/gui/manual_content.py — GUIの操作説明書(アプリ内Helpと同内容)</w:t>
+        <w:t>pi4/docs/shonan_pi4_operation_manual.docx / pi4/gui/manual_content.py — GUIの操作説明書(アプリ内Helpと同内容)</w:t>
       </w:r>
     </w:p>
     <w:p>
@@ -417,7 +422,7 @@
         <w:pStyle w:val="ListBullet"/>
       </w:pPr>
       <w:r>
-        <w:t>pi5/third_party/rpi-dvbs2-receiver-gui/ — GNU Radio/gr-dvbs2rx受信フローグラフの参考実装(kazushinjo/rpi-dvbs2-receiver-guiより取り込み)</w:t>
+        <w:t>pi4/third_party/rpi-dvbs2-receiver-gui/ — GNU Radio/gr-dvbs2rx受信フローグラフの参考実装(kazushinjo/rpi-dvbs2-receiver-guiより取り込み)</w:t>
       </w:r>
     </w:p>
     <w:sectPr>
